--- a/mtrs/Ausarbeitung_Arbeitsauftrag.docx
+++ b/mtrs/Ausarbeitung_Arbeitsauftrag.docx
@@ -132,6 +132,8 @@
       <w:r>
         <w:rPr>
           <w:rFonts w:cs="Arial" w:ascii="Arial" w:hAnsi="Arial"/>
+          <w:b w:val="false"/>
+          <w:bCs w:val="false"/>
           <w:sz w:val="24"/>
           <w:szCs w:val="24"/>
           <w:lang w:val="de-DE"/>
@@ -142,6 +144,8 @@
         <w:rPr>
           <w:rStyle w:val="Strong"/>
           <w:rFonts w:cs="Arial" w:ascii="Arial" w:hAnsi="Arial"/>
+          <w:b w:val="false"/>
+          <w:bCs w:val="false"/>
           <w:sz w:val="24"/>
           <w:szCs w:val="24"/>
           <w:lang w:val="de-DE"/>
@@ -151,6 +155,8 @@
       <w:r>
         <w:rPr>
           <w:rFonts w:cs="Arial" w:ascii="Arial" w:hAnsi="Arial"/>
+          <w:b w:val="false"/>
+          <w:bCs w:val="false"/>
           <w:sz w:val="24"/>
           <w:szCs w:val="24"/>
           <w:lang w:val="de-DE"/>
@@ -161,6 +167,8 @@
         <w:rPr>
           <w:rStyle w:val="Strong"/>
           <w:rFonts w:cs="Arial" w:ascii="Arial" w:hAnsi="Arial"/>
+          <w:b w:val="false"/>
+          <w:bCs w:val="false"/>
           <w:sz w:val="24"/>
           <w:szCs w:val="24"/>
           <w:lang w:val="de-DE"/>
@@ -170,6 +178,8 @@
       <w:r>
         <w:rPr>
           <w:rFonts w:cs="Arial" w:ascii="Arial" w:hAnsi="Arial"/>
+          <w:b w:val="false"/>
+          <w:bCs w:val="false"/>
           <w:sz w:val="24"/>
           <w:szCs w:val="24"/>
           <w:lang w:val="de-DE"/>
@@ -180,15 +190,19 @@
         <w:rPr>
           <w:rStyle w:val="Strong"/>
           <w:rFonts w:cs="Arial" w:ascii="Arial" w:hAnsi="Arial"/>
-          <w:sz w:val="24"/>
-          <w:szCs w:val="24"/>
-          <w:lang w:val="de-DE"/>
-        </w:rPr>
-        <w:t>Speicherprogrammierbare Steuerungen (SPS)</w:t>
-      </w:r>
-      <w:r>
-        <w:rPr>
-          <w:rFonts w:cs="Arial" w:ascii="Arial" w:hAnsi="Arial"/>
+          <w:b w:val="false"/>
+          <w:bCs w:val="false"/>
+          <w:sz w:val="24"/>
+          <w:szCs w:val="24"/>
+          <w:lang w:val="de-DE"/>
+        </w:rPr>
+        <w:t>SPS</w:t>
+      </w:r>
+      <w:r>
+        <w:rPr>
+          <w:rFonts w:cs="Arial" w:ascii="Arial" w:hAnsi="Arial"/>
+          <w:b w:val="false"/>
+          <w:bCs w:val="false"/>
           <w:sz w:val="24"/>
           <w:szCs w:val="24"/>
           <w:lang w:val="de-DE"/>
@@ -201,20 +215,13 @@
         <w:rPr>
           <w:rStyle w:val="Strong"/>
           <w:rFonts w:cs="Arial" w:ascii="Arial" w:hAnsi="Arial"/>
-          <w:sz w:val="24"/>
-          <w:szCs w:val="24"/>
-          <w:lang w:val="de-DE"/>
-        </w:rPr>
-        <w:t>zeitlich und logisch aufeinanderfolgenden Abläufen</w:t>
-      </w:r>
-      <w:r>
-        <w:rPr>
-          <w:rFonts w:cs="Arial" w:ascii="Arial" w:hAnsi="Arial"/>
-          <w:sz w:val="24"/>
-          <w:szCs w:val="24"/>
-          <w:lang w:val="de-DE"/>
-        </w:rPr>
-        <w:t xml:space="preserve"> in technischen Anlagen.</w:t>
+          <w:b w:val="false"/>
+          <w:bCs w:val="false"/>
+          <w:sz w:val="24"/>
+          <w:szCs w:val="24"/>
+          <w:lang w:val="de-DE"/>
+        </w:rPr>
+        <w:t>zeitlich und logisch aufeinanderfolgenden.</w:t>
       </w:r>
     </w:p>
     <w:p>
@@ -232,57 +239,20 @@
       <w:r>
         <w:rPr>
           <w:rFonts w:cs="Arial" w:ascii="Arial" w:hAnsi="Arial"/>
-          <w:sz w:val="24"/>
-          <w:szCs w:val="24"/>
-          <w:lang w:val="de-DE"/>
-        </w:rPr>
-        <w:t xml:space="preserve">AS(T) ist eng verwandt mit der grafischen Ablaufsprache SFC, stellt die Abläufe jedoch </w:t>
+          <w:b w:val="false"/>
+          <w:bCs w:val="false"/>
+          <w:sz w:val="24"/>
+          <w:szCs w:val="24"/>
+          <w:lang w:val="de-DE"/>
+        </w:rPr>
+        <w:t xml:space="preserve">Die Ablaufsprache ist in der internationalen Norm </w:t>
       </w:r>
       <w:r>
         <w:rPr>
           <w:rStyle w:val="Strong"/>
           <w:rFonts w:cs="Arial" w:ascii="Arial" w:hAnsi="Arial"/>
-          <w:sz w:val="24"/>
-          <w:szCs w:val="24"/>
-          <w:lang w:val="de-DE"/>
-        </w:rPr>
-        <w:t>in Textform</w:t>
-      </w:r>
-      <w:r>
-        <w:rPr>
-          <w:rFonts w:cs="Arial" w:ascii="Arial" w:hAnsi="Arial"/>
-          <w:sz w:val="24"/>
-          <w:szCs w:val="24"/>
-          <w:lang w:val="de-DE"/>
-        </w:rPr>
-        <w:t xml:space="preserve"> dar. Dadurch eignet sich AS(T) besonders für Anwender, die strukturiert programmieren möchten, ohne grafische Ablaufpläne zu verwenden.</w:t>
-      </w:r>
-    </w:p>
-    <w:p>
-      <w:pPr>
-        <w:pStyle w:val="BodyText"/>
-        <w:spacing w:before="0" w:after="160"/>
-        <w:jc w:val="start"/>
-        <w:rPr>
-          <w:rFonts w:ascii="Arial" w:hAnsi="Arial" w:cs="Arial"/>
-          <w:sz w:val="24"/>
-          <w:szCs w:val="24"/>
-          <w:lang w:val="de-DE"/>
-        </w:rPr>
-      </w:pPr>
-      <w:r>
-        <w:rPr>
-          <w:rFonts w:cs="Arial" w:ascii="Arial" w:hAnsi="Arial"/>
-          <w:sz w:val="24"/>
-          <w:szCs w:val="24"/>
-          <w:lang w:val="de-DE"/>
-        </w:rPr>
-        <w:t xml:space="preserve">Die Ablaufsprache ist in der internationalen Norm </w:t>
-      </w:r>
-      <w:r>
-        <w:rPr>
-          <w:rStyle w:val="Strong"/>
-          <w:rFonts w:cs="Arial" w:ascii="Arial" w:hAnsi="Arial"/>
+          <w:b w:val="false"/>
+          <w:bCs w:val="false"/>
           <w:sz w:val="24"/>
           <w:szCs w:val="24"/>
           <w:lang w:val="de-DE"/>
@@ -292,6 +262,8 @@
       <w:r>
         <w:rPr>
           <w:rFonts w:cs="Arial" w:ascii="Arial" w:hAnsi="Arial"/>
+          <w:b w:val="false"/>
+          <w:bCs w:val="false"/>
           <w:sz w:val="24"/>
           <w:szCs w:val="24"/>
           <w:lang w:val="de-DE"/>
@@ -304,6 +276,8 @@
         <w:rPr>
           <w:rStyle w:val="Strong"/>
           <w:rFonts w:cs="Arial" w:ascii="Arial" w:hAnsi="Arial"/>
+          <w:b w:val="false"/>
+          <w:bCs w:val="false"/>
           <w:sz w:val="24"/>
           <w:szCs w:val="24"/>
           <w:lang w:val="de-DE"/>
@@ -313,6 +287,8 @@
       <w:r>
         <w:rPr>
           <w:rFonts w:cs="Arial" w:ascii="Arial" w:hAnsi="Arial"/>
+          <w:b w:val="false"/>
+          <w:bCs w:val="false"/>
           <w:sz w:val="24"/>
           <w:szCs w:val="24"/>
           <w:lang w:val="de-DE"/>
@@ -649,6 +625,32 @@
     </w:p>
     <w:p>
       <w:pPr>
+        <w:pStyle w:val="BodyText"/>
+        <w:numPr>
+          <w:ilvl w:val="0"/>
+          <w:numId w:val="0"/>
+        </w:numPr>
+        <w:spacing w:lineRule="auto" w:line="259" w:before="0" w:after="160"/>
+        <w:ind w:hanging="0" w:start="0"/>
+        <w:jc w:val="both"/>
+        <w:rPr>
+          <w:rFonts w:ascii="Arial" w:hAnsi="Arial" w:cs="Arial"/>
+          <w:sz w:val="24"/>
+          <w:szCs w:val="24"/>
+          <w:lang w:val="de-DE"/>
+        </w:rPr>
+      </w:pPr>
+      <w:r>
+        <w:rPr>
+          <w:rFonts w:cs="Arial" w:ascii="Arial" w:hAnsi="Arial"/>
+          <w:sz w:val="24"/>
+          <w:szCs w:val="24"/>
+          <w:lang w:val="de-DE"/>
+        </w:rPr>
+      </w:r>
+    </w:p>
+    <w:p>
+      <w:pPr>
         <w:pStyle w:val="Normal"/>
         <w:jc w:val="both"/>
         <w:rPr>
@@ -660,17 +662,883 @@
       </w:pPr>
       <w:r>
         <w:rPr>
-          <w:rFonts w:cs="Arial" w:ascii="Arial" w:hAnsi="Arial"/>
-          <w:sz w:val="24"/>
-          <w:szCs w:val="24"/>
-          <w:lang w:val="de-DE"/>
-        </w:rPr>
+          <w:rStyle w:val="Strong"/>
+          <w:rFonts w:cs="Arial" w:ascii="Arial" w:hAnsi="Arial"/>
+          <w:sz w:val="24"/>
+          <w:szCs w:val="24"/>
+          <w:lang w:val="de-DE"/>
+        </w:rPr>
+        <w:t>Syntax:</w:t>
+      </w:r>
+    </w:p>
+    <w:p>
+      <w:pPr>
+        <w:pStyle w:val="Heading3"/>
+        <w:spacing w:before="0" w:after="160"/>
+        <w:jc w:val="both"/>
+        <w:rPr>
+          <w:rFonts w:ascii="Arial" w:hAnsi="Arial" w:cs="Arial"/>
+          <w:sz w:val="24"/>
+          <w:szCs w:val="24"/>
+          <w:lang w:val="de-DE"/>
+        </w:rPr>
+      </w:pPr>
+      <w:r>
+        <w:rPr>
+          <w:rStyle w:val="Strong"/>
+          <w:rFonts w:cs="Arial" w:ascii="Arial" w:hAnsi="Arial"/>
+          <w:b/>
+          <w:bCs/>
+          <w:sz w:val="24"/>
+          <w:szCs w:val="24"/>
+          <w:lang w:val="de-DE"/>
+        </w:rPr>
+        <w:t>1. Schritt definieren</w:t>
+      </w:r>
+    </w:p>
+    <w:p>
+      <w:pPr>
+        <w:pStyle w:val="PreformattedText"/>
+        <w:spacing w:before="0" w:after="160"/>
+        <w:jc w:val="both"/>
+        <w:rPr>
+          <w:rFonts w:ascii="Arial" w:hAnsi="Arial" w:cs="Arial"/>
+          <w:sz w:val="24"/>
+          <w:szCs w:val="24"/>
+          <w:lang w:val="de-DE"/>
+        </w:rPr>
+      </w:pPr>
+      <w:r>
+        <w:rPr>
+          <w:rStyle w:val="SourceText"/>
+          <w:rFonts w:ascii="Arial" w:hAnsi="Arial"/>
+          <w:sz w:val="24"/>
+          <w:szCs w:val="24"/>
+          <w:lang w:val="de-DE"/>
+        </w:rPr>
+        <w:t>STEP Schrittname</w:t>
+      </w:r>
+    </w:p>
+    <w:p>
+      <w:pPr>
+        <w:pStyle w:val="PreformattedText"/>
+        <w:spacing w:before="0" w:after="160"/>
+        <w:jc w:val="both"/>
+        <w:rPr>
+          <w:rFonts w:ascii="Arial" w:hAnsi="Arial" w:cs="Arial"/>
+          <w:sz w:val="24"/>
+          <w:szCs w:val="24"/>
+          <w:lang w:val="de-DE"/>
+        </w:rPr>
+      </w:pPr>
+      <w:r>
+        <w:rPr>
+          <w:rStyle w:val="SourceText"/>
+          <w:rFonts w:ascii="Arial" w:hAnsi="Arial"/>
+          <w:sz w:val="24"/>
+          <w:szCs w:val="24"/>
+          <w:lang w:val="de-DE"/>
+        </w:rPr>
+        <w:t xml:space="preserve">    </w:t>
+      </w:r>
+      <w:r>
+        <w:rPr>
+          <w:rStyle w:val="SourceText"/>
+          <w:rFonts w:ascii="Arial" w:hAnsi="Arial"/>
+          <w:sz w:val="24"/>
+          <w:szCs w:val="24"/>
+          <w:lang w:val="de-DE"/>
+        </w:rPr>
+        <w:t>// Aktionen während des Schrittes</w:t>
+      </w:r>
+    </w:p>
+    <w:p>
+      <w:pPr>
+        <w:pStyle w:val="PreformattedText"/>
+        <w:spacing w:before="0" w:after="160"/>
+        <w:jc w:val="both"/>
+        <w:rPr>
+          <w:rFonts w:ascii="Arial" w:hAnsi="Arial" w:cs="Arial"/>
+          <w:sz w:val="24"/>
+          <w:szCs w:val="24"/>
+          <w:lang w:val="de-DE"/>
+        </w:rPr>
+      </w:pPr>
+      <w:r>
+        <w:rPr>
+          <w:rStyle w:val="SourceText"/>
+          <w:rFonts w:ascii="Arial" w:hAnsi="Arial"/>
+          <w:sz w:val="24"/>
+          <w:szCs w:val="24"/>
+          <w:lang w:val="de-DE"/>
+        </w:rPr>
+        <w:t xml:space="preserve">    </w:t>
+      </w:r>
+      <w:r>
+        <w:rPr>
+          <w:rStyle w:val="SourceText"/>
+          <w:rFonts w:ascii="Arial" w:hAnsi="Arial"/>
+          <w:sz w:val="24"/>
+          <w:szCs w:val="24"/>
+          <w:lang w:val="de-DE"/>
+        </w:rPr>
+        <w:t>Motor := TRUE;</w:t>
+      </w:r>
+    </w:p>
+    <w:p>
+      <w:pPr>
+        <w:pStyle w:val="PreformattedText"/>
+        <w:spacing w:before="0" w:after="160"/>
+        <w:jc w:val="both"/>
+        <w:rPr>
+          <w:rFonts w:ascii="Arial" w:hAnsi="Arial" w:cs="Arial"/>
+          <w:sz w:val="24"/>
+          <w:szCs w:val="24"/>
+          <w:lang w:val="de-DE"/>
+        </w:rPr>
+      </w:pPr>
+      <w:r>
+        <w:rPr>
+          <w:rStyle w:val="SourceText"/>
+          <w:rFonts w:ascii="Arial" w:hAnsi="Arial"/>
+          <w:sz w:val="24"/>
+          <w:szCs w:val="24"/>
+          <w:lang w:val="de-DE"/>
+        </w:rPr>
+        <w:t>END_STEP</w:t>
+      </w:r>
+    </w:p>
+    <w:p>
+      <w:pPr>
+        <w:pStyle w:val="Heading3"/>
+        <w:spacing w:before="0" w:after="160"/>
+        <w:jc w:val="both"/>
+        <w:rPr>
+          <w:rFonts w:ascii="Arial" w:hAnsi="Arial" w:cs="Arial"/>
+          <w:sz w:val="24"/>
+          <w:szCs w:val="24"/>
+          <w:lang w:val="de-DE"/>
+        </w:rPr>
+      </w:pPr>
+      <w:r>
+        <w:rPr>
+          <w:rStyle w:val="Strong"/>
+          <w:rFonts w:cs="Arial" w:ascii="Arial" w:hAnsi="Arial"/>
+          <w:b/>
+          <w:bCs/>
+          <w:sz w:val="24"/>
+          <w:szCs w:val="24"/>
+          <w:lang w:val="de-DE"/>
+        </w:rPr>
+        <w:t>2. Aktionen innerhalb eines Schrittes</w:t>
+      </w:r>
+    </w:p>
+    <w:p>
+      <w:pPr>
+        <w:pStyle w:val="BodyText"/>
+        <w:numPr>
+          <w:ilvl w:val="0"/>
+          <w:numId w:val="10"/>
+        </w:numPr>
+        <w:tabs>
+          <w:tab w:val="clear" w:pos="720"/>
+          <w:tab w:val="left" w:pos="0" w:leader="none"/>
+        </w:tabs>
+        <w:spacing w:lineRule="auto" w:line="259" w:before="0" w:after="160"/>
+        <w:ind w:hanging="283" w:start="709"/>
+        <w:jc w:val="both"/>
+        <w:rPr>
+          <w:rFonts w:ascii="Arial" w:hAnsi="Arial" w:cs="Arial"/>
+          <w:sz w:val="24"/>
+          <w:szCs w:val="24"/>
+          <w:lang w:val="de-DE"/>
+        </w:rPr>
+      </w:pPr>
+      <w:r>
+        <w:rPr>
+          <w:rFonts w:cs="Arial" w:ascii="Arial" w:hAnsi="Arial"/>
+          <w:sz w:val="24"/>
+          <w:szCs w:val="24"/>
+          <w:lang w:val="de-DE"/>
+        </w:rPr>
+        <w:t>Variablen setzen:</w:t>
+      </w:r>
+    </w:p>
+    <w:p>
+      <w:pPr>
+        <w:pStyle w:val="PreformattedText"/>
+        <w:spacing w:before="0" w:after="160"/>
+        <w:jc w:val="both"/>
+        <w:rPr>
+          <w:rFonts w:ascii="Arial" w:hAnsi="Arial" w:cs="Arial"/>
+          <w:sz w:val="24"/>
+          <w:szCs w:val="24"/>
+          <w:lang w:val="de-DE"/>
+        </w:rPr>
+      </w:pPr>
+      <w:r>
+        <w:rPr>
+          <w:rStyle w:val="SourceText"/>
+          <w:rFonts w:ascii="Arial" w:hAnsi="Arial"/>
+          <w:sz w:val="24"/>
+          <w:szCs w:val="24"/>
+          <w:lang w:val="de-DE"/>
+        </w:rPr>
+        <w:t>Variable := Wert;</w:t>
+      </w:r>
+    </w:p>
+    <w:p>
+      <w:pPr>
+        <w:pStyle w:val="BodyText"/>
+        <w:numPr>
+          <w:ilvl w:val="0"/>
+          <w:numId w:val="11"/>
+        </w:numPr>
+        <w:tabs>
+          <w:tab w:val="clear" w:pos="720"/>
+          <w:tab w:val="left" w:pos="0" w:leader="none"/>
+        </w:tabs>
+        <w:spacing w:lineRule="auto" w:line="259" w:before="0" w:after="160"/>
+        <w:ind w:hanging="283" w:start="709"/>
+        <w:jc w:val="both"/>
+        <w:rPr>
+          <w:rFonts w:ascii="Arial" w:hAnsi="Arial" w:cs="Arial"/>
+          <w:sz w:val="24"/>
+          <w:szCs w:val="24"/>
+          <w:lang w:val="de-DE"/>
+        </w:rPr>
+      </w:pPr>
+      <w:r>
+        <w:rPr>
+          <w:rFonts w:cs="Arial" w:ascii="Arial" w:hAnsi="Arial"/>
+          <w:sz w:val="24"/>
+          <w:szCs w:val="24"/>
+          <w:lang w:val="de-DE"/>
+        </w:rPr>
+        <w:t>Beispiel:</w:t>
+      </w:r>
+    </w:p>
+    <w:p>
+      <w:pPr>
+        <w:pStyle w:val="PreformattedText"/>
+        <w:spacing w:before="0" w:after="160"/>
+        <w:jc w:val="both"/>
+        <w:rPr>
+          <w:rFonts w:ascii="Arial" w:hAnsi="Arial" w:cs="Arial"/>
+          <w:sz w:val="24"/>
+          <w:szCs w:val="24"/>
+          <w:lang w:val="de-DE"/>
+        </w:rPr>
+      </w:pPr>
+      <w:r>
+        <w:rPr>
+          <w:rStyle w:val="SourceText"/>
+          <w:rFonts w:ascii="Arial" w:hAnsi="Arial"/>
+          <w:sz w:val="24"/>
+          <w:szCs w:val="24"/>
+          <w:lang w:val="de-DE"/>
+        </w:rPr>
+        <w:t>Ventil := OPEN;</w:t>
+      </w:r>
+    </w:p>
+    <w:p>
+      <w:pPr>
+        <w:pStyle w:val="Heading3"/>
+        <w:spacing w:before="0" w:after="160"/>
+        <w:jc w:val="both"/>
+        <w:rPr>
+          <w:rFonts w:ascii="Arial" w:hAnsi="Arial" w:cs="Arial"/>
+          <w:sz w:val="24"/>
+          <w:szCs w:val="24"/>
+          <w:lang w:val="de-DE"/>
+        </w:rPr>
+      </w:pPr>
+      <w:r>
+        <w:rPr>
+          <w:rStyle w:val="Strong"/>
+          <w:rFonts w:cs="Arial" w:ascii="Arial" w:hAnsi="Arial"/>
+          <w:b/>
+          <w:bCs/>
+          <w:sz w:val="24"/>
+          <w:szCs w:val="24"/>
+          <w:lang w:val="de-DE"/>
+        </w:rPr>
+        <w:t>3. Transition (Übergang)</w:t>
+      </w:r>
+    </w:p>
+    <w:p>
+      <w:pPr>
+        <w:pStyle w:val="BodyText"/>
+        <w:numPr>
+          <w:ilvl w:val="0"/>
+          <w:numId w:val="12"/>
+        </w:numPr>
+        <w:tabs>
+          <w:tab w:val="clear" w:pos="720"/>
+          <w:tab w:val="left" w:pos="0" w:leader="none"/>
+        </w:tabs>
+        <w:spacing w:lineRule="auto" w:line="259" w:before="0" w:after="160"/>
+        <w:ind w:hanging="283" w:start="709"/>
+        <w:jc w:val="both"/>
+        <w:rPr>
+          <w:rFonts w:ascii="Arial" w:hAnsi="Arial" w:cs="Arial"/>
+          <w:sz w:val="24"/>
+          <w:szCs w:val="24"/>
+          <w:lang w:val="de-DE"/>
+        </w:rPr>
+      </w:pPr>
+      <w:r>
+        <w:rPr>
+          <w:rFonts w:cs="Arial" w:ascii="Arial" w:hAnsi="Arial"/>
+          <w:sz w:val="24"/>
+          <w:szCs w:val="24"/>
+          <w:lang w:val="de-DE"/>
+        </w:rPr>
+        <w:t>Definiert, wann der nächste Schritt aktiviert wird:</w:t>
+      </w:r>
+    </w:p>
+    <w:p>
+      <w:pPr>
+        <w:pStyle w:val="PreformattedText"/>
+        <w:spacing w:before="0" w:after="160"/>
+        <w:jc w:val="both"/>
+        <w:rPr>
+          <w:rFonts w:ascii="Arial" w:hAnsi="Arial" w:cs="Arial"/>
+          <w:sz w:val="24"/>
+          <w:szCs w:val="24"/>
+          <w:lang w:val="de-DE"/>
+        </w:rPr>
+      </w:pPr>
+      <w:r>
+        <w:rPr>
+          <w:rStyle w:val="SourceText"/>
+          <w:rFonts w:ascii="Arial" w:hAnsi="Arial"/>
+          <w:sz w:val="24"/>
+          <w:szCs w:val="24"/>
+          <w:lang w:val="de-DE"/>
+        </w:rPr>
+        <w:t>TRANSITION Bedingung</w:t>
+      </w:r>
+    </w:p>
+    <w:p>
+      <w:pPr>
+        <w:pStyle w:val="BodyText"/>
+        <w:numPr>
+          <w:ilvl w:val="0"/>
+          <w:numId w:val="13"/>
+        </w:numPr>
+        <w:tabs>
+          <w:tab w:val="clear" w:pos="720"/>
+          <w:tab w:val="left" w:pos="0" w:leader="none"/>
+        </w:tabs>
+        <w:spacing w:lineRule="auto" w:line="259" w:before="0" w:after="160"/>
+        <w:ind w:hanging="283" w:start="709"/>
+        <w:jc w:val="both"/>
+        <w:rPr>
+          <w:rFonts w:ascii="Arial" w:hAnsi="Arial" w:cs="Arial"/>
+          <w:sz w:val="24"/>
+          <w:szCs w:val="24"/>
+          <w:lang w:val="de-DE"/>
+        </w:rPr>
+      </w:pPr>
+      <w:r>
+        <w:rPr>
+          <w:rFonts w:cs="Arial" w:ascii="Arial" w:hAnsi="Arial"/>
+          <w:sz w:val="24"/>
+          <w:szCs w:val="24"/>
+          <w:lang w:val="de-DE"/>
+        </w:rPr>
+        <w:t>Beispiel:</w:t>
+      </w:r>
+    </w:p>
+    <w:p>
+      <w:pPr>
+        <w:pStyle w:val="PreformattedText"/>
+        <w:spacing w:before="0" w:after="160"/>
+        <w:jc w:val="both"/>
+        <w:rPr>
+          <w:rFonts w:ascii="Arial" w:hAnsi="Arial" w:cs="Arial"/>
+          <w:sz w:val="24"/>
+          <w:szCs w:val="24"/>
+          <w:lang w:val="de-DE"/>
+        </w:rPr>
+      </w:pPr>
+      <w:r>
+        <w:rPr>
+          <w:rStyle w:val="SourceText"/>
+          <w:rFonts w:ascii="Arial" w:hAnsi="Arial"/>
+          <w:sz w:val="24"/>
+          <w:szCs w:val="24"/>
+          <w:lang w:val="de-DE"/>
+        </w:rPr>
+        <w:t>TRANSITION Sensor = TRUE</w:t>
+      </w:r>
+    </w:p>
+    <w:p>
+      <w:pPr>
+        <w:pStyle w:val="Heading3"/>
+        <w:spacing w:before="0" w:after="160"/>
+        <w:jc w:val="both"/>
+        <w:rPr>
+          <w:rFonts w:ascii="Arial" w:hAnsi="Arial" w:cs="Arial"/>
+          <w:sz w:val="24"/>
+          <w:szCs w:val="24"/>
+          <w:lang w:val="de-DE"/>
+        </w:rPr>
+      </w:pPr>
+      <w:r>
+        <w:rPr>
+          <w:rStyle w:val="Strong"/>
+          <w:rFonts w:cs="Arial" w:ascii="Arial" w:hAnsi="Arial"/>
+          <w:b/>
+          <w:bCs/>
+          <w:sz w:val="24"/>
+          <w:szCs w:val="24"/>
+          <w:lang w:val="de-DE"/>
+        </w:rPr>
+        <w:t>4. Start- und Endschritt</w:t>
+      </w:r>
+    </w:p>
+    <w:p>
+      <w:pPr>
+        <w:pStyle w:val="BodyText"/>
+        <w:numPr>
+          <w:ilvl w:val="0"/>
+          <w:numId w:val="14"/>
+        </w:numPr>
+        <w:tabs>
+          <w:tab w:val="clear" w:pos="720"/>
+          <w:tab w:val="left" w:pos="0" w:leader="none"/>
+        </w:tabs>
+        <w:spacing w:lineRule="auto" w:line="259" w:before="0" w:after="160"/>
+        <w:ind w:hanging="283" w:start="709"/>
+        <w:jc w:val="both"/>
+        <w:rPr>
+          <w:rFonts w:ascii="Arial" w:hAnsi="Arial" w:cs="Arial"/>
+          <w:sz w:val="24"/>
+          <w:szCs w:val="24"/>
+          <w:lang w:val="de-DE"/>
+        </w:rPr>
+      </w:pPr>
+      <w:r>
+        <w:rPr>
+          <w:rFonts w:cs="Arial" w:ascii="Arial" w:hAnsi="Arial"/>
+          <w:sz w:val="24"/>
+          <w:szCs w:val="24"/>
+          <w:lang w:val="de-DE"/>
+        </w:rPr>
+        <w:t xml:space="preserve">Startschritt: </w:t>
+      </w:r>
+      <w:r>
+        <w:rPr>
+          <w:rStyle w:val="Strong"/>
+          <w:rFonts w:cs="Arial" w:ascii="Arial" w:hAnsi="Arial"/>
+          <w:sz w:val="24"/>
+          <w:szCs w:val="24"/>
+          <w:lang w:val="de-DE"/>
+        </w:rPr>
+        <w:t>erster Schritt im Ablauf</w:t>
+      </w:r>
+    </w:p>
+    <w:p>
+      <w:pPr>
+        <w:pStyle w:val="BodyText"/>
+        <w:numPr>
+          <w:ilvl w:val="0"/>
+          <w:numId w:val="14"/>
+        </w:numPr>
+        <w:tabs>
+          <w:tab w:val="clear" w:pos="720"/>
+          <w:tab w:val="left" w:pos="0" w:leader="none"/>
+        </w:tabs>
+        <w:spacing w:lineRule="auto" w:line="259" w:before="0" w:after="160"/>
+        <w:ind w:hanging="283" w:start="709"/>
+        <w:jc w:val="both"/>
+        <w:rPr>
+          <w:rFonts w:ascii="Arial" w:hAnsi="Arial" w:cs="Arial"/>
+          <w:sz w:val="24"/>
+          <w:szCs w:val="24"/>
+          <w:lang w:val="de-DE"/>
+        </w:rPr>
+      </w:pPr>
+      <w:r>
+        <w:rPr>
+          <w:rFonts w:cs="Arial" w:ascii="Arial" w:hAnsi="Arial"/>
+          <w:sz w:val="24"/>
+          <w:szCs w:val="24"/>
+          <w:lang w:val="de-DE"/>
+        </w:rPr>
+        <w:t xml:space="preserve">Endschritt: </w:t>
+      </w:r>
+      <w:r>
+        <w:rPr>
+          <w:rStyle w:val="Strong"/>
+          <w:rFonts w:cs="Arial" w:ascii="Arial" w:hAnsi="Arial"/>
+          <w:sz w:val="24"/>
+          <w:szCs w:val="24"/>
+          <w:lang w:val="de-DE"/>
+        </w:rPr>
+        <w:t>abschließender Schritt</w:t>
+      </w:r>
+      <w:r>
+        <w:rPr>
+          <w:rFonts w:cs="Arial" w:ascii="Arial" w:hAnsi="Arial"/>
+          <w:sz w:val="24"/>
+          <w:szCs w:val="24"/>
+          <w:lang w:val="de-DE"/>
+        </w:rPr>
+        <w:t>, markiert Ende des Programms</w:t>
+      </w:r>
+    </w:p>
+    <w:p>
+      <w:pPr>
+        <w:pStyle w:val="BodyText"/>
+        <w:spacing w:lineRule="auto" w:line="259" w:before="0" w:after="160"/>
+        <w:jc w:val="both"/>
+        <w:rPr>
+          <w:rFonts w:ascii="Arial" w:hAnsi="Arial" w:cs="Arial"/>
+          <w:b/>
+          <w:bCs/>
+          <w:sz w:val="24"/>
+          <w:szCs w:val="24"/>
+          <w:lang w:val="de-DE"/>
+        </w:rPr>
+      </w:pPr>
+      <w:r>
+        <w:rPr>
+          <w:rFonts w:cs="Arial" w:ascii="Arial" w:hAnsi="Arial"/>
+          <w:b/>
+          <w:bCs/>
+          <w:sz w:val="24"/>
+          <w:szCs w:val="24"/>
+          <w:lang w:val="de-DE"/>
+        </w:rPr>
+        <w:t>5. kurzes Beispiel</w:t>
+      </w:r>
+    </w:p>
+    <w:p>
+      <w:pPr>
+        <w:pStyle w:val="BodyText"/>
+        <w:spacing w:lineRule="auto" w:line="259" w:before="0" w:after="160"/>
+        <w:jc w:val="both"/>
+        <w:rPr>
+          <w:rFonts w:ascii="Arial" w:hAnsi="Arial" w:cs="Arial"/>
+          <w:sz w:val="24"/>
+          <w:szCs w:val="24"/>
+          <w:lang w:val="de-DE"/>
+        </w:rPr>
+      </w:pPr>
+      <w:r>
+        <w:rPr>
+          <w:rFonts w:cs="Arial" w:ascii="Arial" w:hAnsi="Arial"/>
+          <w:sz w:val="24"/>
+          <w:szCs w:val="24"/>
+          <w:lang w:val="de-DE"/>
+        </w:rPr>
+        <w:t>STEP Start</w:t>
+      </w:r>
+    </w:p>
+    <w:p>
+      <w:pPr>
+        <w:pStyle w:val="BodyText"/>
+        <w:spacing w:lineRule="auto" w:line="259" w:before="0" w:after="160"/>
+        <w:jc w:val="both"/>
+        <w:rPr>
+          <w:rFonts w:ascii="Arial" w:hAnsi="Arial" w:cs="Arial"/>
+          <w:sz w:val="24"/>
+          <w:szCs w:val="24"/>
+          <w:lang w:val="de-DE"/>
+        </w:rPr>
+      </w:pPr>
+      <w:r>
+        <w:rPr>
+          <w:rFonts w:cs="Arial" w:ascii="Arial" w:hAnsi="Arial"/>
+          <w:sz w:val="24"/>
+          <w:szCs w:val="24"/>
+          <w:lang w:val="de-DE"/>
+        </w:rPr>
+        <w:t xml:space="preserve">    </w:t>
+      </w:r>
+      <w:r>
+        <w:rPr>
+          <w:rFonts w:cs="Arial" w:ascii="Arial" w:hAnsi="Arial"/>
+          <w:sz w:val="24"/>
+          <w:szCs w:val="24"/>
+          <w:lang w:val="de-DE"/>
+        </w:rPr>
+        <w:t>Motor := FALSE;</w:t>
+      </w:r>
+    </w:p>
+    <w:p>
+      <w:pPr>
+        <w:pStyle w:val="BodyText"/>
+        <w:spacing w:lineRule="auto" w:line="259" w:before="0" w:after="160"/>
+        <w:jc w:val="both"/>
+        <w:rPr>
+          <w:rFonts w:ascii="Arial" w:hAnsi="Arial" w:cs="Arial"/>
+          <w:sz w:val="24"/>
+          <w:szCs w:val="24"/>
+          <w:lang w:val="de-DE"/>
+        </w:rPr>
+      </w:pPr>
+      <w:r>
+        <w:rPr>
+          <w:rFonts w:cs="Arial" w:ascii="Arial" w:hAnsi="Arial"/>
+          <w:sz w:val="24"/>
+          <w:szCs w:val="24"/>
+          <w:lang w:val="de-DE"/>
+        </w:rPr>
+        <w:t>TRANSITION Start_Taster = TRUE</w:t>
+      </w:r>
+    </w:p>
+    <w:p>
+      <w:pPr>
+        <w:pStyle w:val="BodyText"/>
+        <w:spacing w:lineRule="auto" w:line="259" w:before="0" w:after="160"/>
+        <w:jc w:val="both"/>
+        <w:rPr>
+          <w:rFonts w:ascii="Arial" w:hAnsi="Arial" w:cs="Arial"/>
+          <w:sz w:val="24"/>
+          <w:szCs w:val="24"/>
+          <w:lang w:val="de-DE"/>
+        </w:rPr>
+      </w:pPr>
+      <w:r>
+        <w:rPr>
+          <w:rFonts w:cs="Arial" w:ascii="Arial" w:hAnsi="Arial"/>
+          <w:sz w:val="24"/>
+          <w:szCs w:val="24"/>
+          <w:lang w:val="de-DE"/>
+        </w:rPr>
+      </w:r>
+    </w:p>
+    <w:p>
+      <w:pPr>
+        <w:pStyle w:val="BodyText"/>
+        <w:spacing w:lineRule="auto" w:line="259" w:before="0" w:after="160"/>
+        <w:jc w:val="both"/>
+        <w:rPr>
+          <w:rFonts w:ascii="Arial" w:hAnsi="Arial" w:cs="Arial"/>
+          <w:sz w:val="24"/>
+          <w:szCs w:val="24"/>
+          <w:lang w:val="de-DE"/>
+        </w:rPr>
+      </w:pPr>
+      <w:r>
+        <w:rPr>
+          <w:rFonts w:cs="Arial" w:ascii="Arial" w:hAnsi="Arial"/>
+          <w:sz w:val="24"/>
+          <w:szCs w:val="24"/>
+          <w:lang w:val="de-DE"/>
+        </w:rPr>
+        <w:t>STEP Lauf</w:t>
+      </w:r>
+    </w:p>
+    <w:p>
+      <w:pPr>
+        <w:pStyle w:val="BodyText"/>
+        <w:spacing w:lineRule="auto" w:line="259" w:before="0" w:after="160"/>
+        <w:jc w:val="both"/>
+        <w:rPr>
+          <w:rFonts w:ascii="Arial" w:hAnsi="Arial" w:cs="Arial"/>
+          <w:sz w:val="24"/>
+          <w:szCs w:val="24"/>
+          <w:lang w:val="de-DE"/>
+        </w:rPr>
+      </w:pPr>
+      <w:r>
+        <w:rPr>
+          <w:rFonts w:cs="Arial" w:ascii="Arial" w:hAnsi="Arial"/>
+          <w:sz w:val="24"/>
+          <w:szCs w:val="24"/>
+          <w:lang w:val="de-DE"/>
+        </w:rPr>
+        <w:t xml:space="preserve">    </w:t>
+      </w:r>
+      <w:r>
+        <w:rPr>
+          <w:rFonts w:cs="Arial" w:ascii="Arial" w:hAnsi="Arial"/>
+          <w:sz w:val="24"/>
+          <w:szCs w:val="24"/>
+          <w:lang w:val="de-DE"/>
+        </w:rPr>
+        <w:t>Motor := TRUE;</w:t>
+      </w:r>
+    </w:p>
+    <w:p>
+      <w:pPr>
+        <w:pStyle w:val="BodyText"/>
+        <w:spacing w:lineRule="auto" w:line="259" w:before="0" w:after="160"/>
+        <w:jc w:val="both"/>
+        <w:rPr>
+          <w:rFonts w:ascii="Arial" w:hAnsi="Arial" w:cs="Arial"/>
+          <w:sz w:val="24"/>
+          <w:szCs w:val="24"/>
+          <w:lang w:val="de-DE"/>
+        </w:rPr>
+      </w:pPr>
+      <w:r>
+        <w:rPr>
+          <w:rFonts w:cs="Arial" w:ascii="Arial" w:hAnsi="Arial"/>
+          <w:sz w:val="24"/>
+          <w:szCs w:val="24"/>
+          <w:lang w:val="de-DE"/>
+        </w:rPr>
+        <w:t>TRANSITION End_Sensor = TRUE</w:t>
+      </w:r>
+    </w:p>
+    <w:p>
+      <w:pPr>
+        <w:pStyle w:val="BodyText"/>
+        <w:spacing w:lineRule="auto" w:line="259" w:before="0" w:after="160"/>
+        <w:jc w:val="both"/>
+        <w:rPr>
+          <w:rFonts w:ascii="Arial" w:hAnsi="Arial" w:cs="Arial"/>
+          <w:sz w:val="24"/>
+          <w:szCs w:val="24"/>
+          <w:lang w:val="de-DE"/>
+        </w:rPr>
+      </w:pPr>
+      <w:r>
+        <w:rPr>
+          <w:rFonts w:cs="Arial" w:ascii="Arial" w:hAnsi="Arial"/>
+          <w:sz w:val="24"/>
+          <w:szCs w:val="24"/>
+          <w:lang w:val="de-DE"/>
+        </w:rPr>
+      </w:r>
+    </w:p>
+    <w:p>
+      <w:pPr>
+        <w:pStyle w:val="BodyText"/>
+        <w:spacing w:lineRule="auto" w:line="259" w:before="0" w:after="160"/>
+        <w:jc w:val="both"/>
+        <w:rPr>
+          <w:rFonts w:ascii="Arial" w:hAnsi="Arial" w:cs="Arial"/>
+          <w:sz w:val="24"/>
+          <w:szCs w:val="24"/>
+          <w:lang w:val="de-DE"/>
+        </w:rPr>
+      </w:pPr>
+      <w:r>
+        <w:rPr>
+          <w:rFonts w:cs="Arial" w:ascii="Arial" w:hAnsi="Arial"/>
+          <w:sz w:val="24"/>
+          <w:szCs w:val="24"/>
+          <w:lang w:val="de-DE"/>
+        </w:rPr>
+        <w:t>STEP Stop</w:t>
+      </w:r>
+    </w:p>
+    <w:p>
+      <w:pPr>
+        <w:pStyle w:val="BodyText"/>
+        <w:spacing w:lineRule="auto" w:line="259" w:before="0" w:after="160"/>
+        <w:jc w:val="both"/>
+        <w:rPr>
+          <w:rFonts w:ascii="Arial" w:hAnsi="Arial" w:cs="Arial"/>
+          <w:sz w:val="24"/>
+          <w:szCs w:val="24"/>
+          <w:lang w:val="de-DE"/>
+        </w:rPr>
+      </w:pPr>
+      <w:r>
+        <w:rPr>
+          <w:rFonts w:cs="Arial" w:ascii="Arial" w:hAnsi="Arial"/>
+          <w:sz w:val="24"/>
+          <w:szCs w:val="24"/>
+          <w:lang w:val="de-DE"/>
+        </w:rPr>
+        <w:t xml:space="preserve">    </w:t>
+      </w:r>
+      <w:r>
+        <w:rPr>
+          <w:rFonts w:cs="Arial" w:ascii="Arial" w:hAnsi="Arial"/>
+          <w:sz w:val="24"/>
+          <w:szCs w:val="24"/>
+          <w:lang w:val="de-DE"/>
+        </w:rPr>
+        <w:t>Motor := FALSE;</w:t>
+      </w:r>
+    </w:p>
+    <w:p>
+      <w:pPr>
+        <w:pStyle w:val="BodyText"/>
+        <w:spacing w:lineRule="auto" w:line="259" w:before="0" w:after="160"/>
+        <w:jc w:val="both"/>
+        <w:rPr>
+          <w:rFonts w:ascii="Arial" w:hAnsi="Arial" w:cs="Arial"/>
+          <w:sz w:val="24"/>
+          <w:szCs w:val="24"/>
+          <w:lang w:val="de-DE"/>
+        </w:rPr>
+      </w:pPr>
+      <w:r>
+        <w:rPr>
+          <w:rFonts w:cs="Arial" w:ascii="Arial" w:hAnsi="Arial"/>
+          <w:sz w:val="24"/>
+          <w:szCs w:val="24"/>
+          <w:lang w:val="de-DE"/>
+        </w:rPr>
+        <w:t>END_STEP</w:t>
       </w:r>
     </w:p>
     <w:p>
       <w:pPr>
         <w:pStyle w:val="Normal"/>
-        <w:jc w:val="both"/>
+        <w:jc w:val="start"/>
+        <w:rPr>
+          <w:rFonts w:ascii="Arial" w:hAnsi="Arial" w:cs="Arial"/>
+          <w:sz w:val="24"/>
+          <w:szCs w:val="24"/>
+          <w:lang w:val="de-DE"/>
+        </w:rPr>
+      </w:pPr>
+      <w:r>
+        <w:rPr>
+          <w:rFonts w:cs="Arial" w:ascii="Arial" w:hAnsi="Arial"/>
+          <w:sz w:val="24"/>
+          <w:szCs w:val="24"/>
+          <w:lang w:val="de-DE"/>
+        </w:rPr>
+        <w:t xml:space="preserve">➡️ </w:t>
+      </w:r>
+      <w:r>
+        <w:rPr>
+          <w:rFonts w:cs="Arial" w:ascii="Arial" w:hAnsi="Arial"/>
+          <w:sz w:val="24"/>
+          <w:szCs w:val="24"/>
+          <w:lang w:val="de-DE"/>
+        </w:rPr>
+        <w:t>Der Motor startet, wenn der Start-Taster gedrückt wird,</w:t>
+        <w:br/>
+        <w:t>➡️ läuft bis der End-Sensor aktiviert ist,</w:t>
+        <w:br/>
+        <w:t xml:space="preserve">➡️ stoppt </w:t>
+      </w:r>
+      <w:r>
+        <w:rPr>
+          <w:rFonts w:cs="Arial" w:ascii="Arial" w:hAnsi="Arial"/>
+          <w:sz w:val="24"/>
+          <w:szCs w:val="24"/>
+          <w:lang w:val="de-DE"/>
+        </w:rPr>
+        <w:t>danach</w:t>
+      </w:r>
+      <w:r>
+        <w:rPr>
+          <w:rFonts w:cs="Arial" w:ascii="Arial" w:hAnsi="Arial"/>
+          <w:sz w:val="24"/>
+          <w:szCs w:val="24"/>
+          <w:lang w:val="de-DE"/>
+        </w:rPr>
+        <w:t>.</w:t>
+      </w:r>
+    </w:p>
+    <w:p>
+      <w:pPr>
+        <w:pStyle w:val="Normal"/>
+        <w:jc w:val="start"/>
         <w:rPr>
           <w:rFonts w:ascii="Arial" w:hAnsi="Arial" w:cs="Arial"/>
           <w:sz w:val="24"/>
@@ -960,7 +1828,7 @@
           <w:szCs w:val="24"/>
           <w:lang w:val="de-DE"/>
         </w:rPr>
-        <w:t xml:space="preserve">Sie ist besonders geeignet, wenn Abläufe </w:t>
+        <w:t xml:space="preserve">Sie ist geeignet, wenn Abläufe </w:t>
       </w:r>
       <w:r>
         <w:rPr>
@@ -1053,7 +1921,7 @@
           <w:szCs w:val="24"/>
           <w:lang w:val="de-DE"/>
         </w:rPr>
-        <w:t>STEP Start</w:t>
+        <w:t>Eine Ampelsteuerung, welche automatisch rot → gelb → grün→ rot schaltet.</w:t>
       </w:r>
     </w:p>
     <w:p>
@@ -1074,16 +1942,7 @@
           <w:szCs w:val="24"/>
           <w:lang w:val="de-DE"/>
         </w:rPr>
-        <w:t xml:space="preserve">  </w:t>
-      </w:r>
-      <w:r>
-        <w:rPr>
-          <w:rFonts w:cs="Arial" w:ascii="Arial" w:hAnsi="Arial"/>
-          <w:sz w:val="24"/>
-          <w:szCs w:val="24"/>
-          <w:lang w:val="de-DE"/>
-        </w:rPr>
-        <w:t>Motor := FALSE;</w:t>
+        <w:t>Eine Maschine füllt Flaschen automatisch mit Getränken, verschließt sie und transportiert sie weiter.</w:t>
       </w:r>
     </w:p>
     <w:p>
@@ -1104,264 +1963,6 @@
           <w:szCs w:val="24"/>
           <w:lang w:val="de-DE"/>
         </w:rPr>
-        <w:t>TRANSITION Start_Taster = TRUE</w:t>
-      </w:r>
-    </w:p>
-    <w:p>
-      <w:pPr>
-        <w:pStyle w:val="Normal"/>
-        <w:jc w:val="both"/>
-        <w:rPr>
-          <w:rFonts w:ascii="Arial" w:hAnsi="Arial" w:cs="Arial"/>
-          <w:sz w:val="24"/>
-          <w:szCs w:val="24"/>
-          <w:lang w:val="de-DE"/>
-        </w:rPr>
-      </w:pPr>
-      <w:r>
-        <w:rPr>
-          <w:rFonts w:cs="Arial" w:ascii="Arial" w:hAnsi="Arial"/>
-          <w:sz w:val="24"/>
-          <w:szCs w:val="24"/>
-          <w:lang w:val="de-DE"/>
-        </w:rPr>
-      </w:r>
-    </w:p>
-    <w:p>
-      <w:pPr>
-        <w:pStyle w:val="Normal"/>
-        <w:jc w:val="both"/>
-        <w:rPr>
-          <w:rFonts w:ascii="Arial" w:hAnsi="Arial" w:cs="Arial"/>
-          <w:sz w:val="24"/>
-          <w:szCs w:val="24"/>
-          <w:lang w:val="de-DE"/>
-        </w:rPr>
-      </w:pPr>
-      <w:r>
-        <w:rPr>
-          <w:rFonts w:cs="Arial" w:ascii="Arial" w:hAnsi="Arial"/>
-          <w:sz w:val="24"/>
-          <w:szCs w:val="24"/>
-          <w:lang w:val="de-DE"/>
-        </w:rPr>
-        <w:t>STEP Lauf</w:t>
-      </w:r>
-    </w:p>
-    <w:p>
-      <w:pPr>
-        <w:pStyle w:val="Normal"/>
-        <w:jc w:val="both"/>
-        <w:rPr>
-          <w:rFonts w:ascii="Arial" w:hAnsi="Arial" w:cs="Arial"/>
-          <w:sz w:val="24"/>
-          <w:szCs w:val="24"/>
-          <w:lang w:val="de-DE"/>
-        </w:rPr>
-      </w:pPr>
-      <w:r>
-        <w:rPr>
-          <w:rFonts w:cs="Arial" w:ascii="Arial" w:hAnsi="Arial"/>
-          <w:sz w:val="24"/>
-          <w:szCs w:val="24"/>
-          <w:lang w:val="de-DE"/>
-        </w:rPr>
-        <w:t xml:space="preserve">  </w:t>
-      </w:r>
-      <w:r>
-        <w:rPr>
-          <w:rFonts w:cs="Arial" w:ascii="Arial" w:hAnsi="Arial"/>
-          <w:sz w:val="24"/>
-          <w:szCs w:val="24"/>
-          <w:lang w:val="de-DE"/>
-        </w:rPr>
-        <w:t>Motor := TRUE;</w:t>
-      </w:r>
-    </w:p>
-    <w:p>
-      <w:pPr>
-        <w:pStyle w:val="Normal"/>
-        <w:jc w:val="both"/>
-        <w:rPr>
-          <w:rFonts w:ascii="Arial" w:hAnsi="Arial" w:cs="Arial"/>
-          <w:sz w:val="24"/>
-          <w:szCs w:val="24"/>
-          <w:lang w:val="de-DE"/>
-        </w:rPr>
-      </w:pPr>
-      <w:r>
-        <w:rPr>
-          <w:rFonts w:cs="Arial" w:ascii="Arial" w:hAnsi="Arial"/>
-          <w:sz w:val="24"/>
-          <w:szCs w:val="24"/>
-          <w:lang w:val="de-DE"/>
-        </w:rPr>
-        <w:t>TRANSITION End_Sensor = TRUE</w:t>
-      </w:r>
-    </w:p>
-    <w:p>
-      <w:pPr>
-        <w:pStyle w:val="Normal"/>
-        <w:jc w:val="both"/>
-        <w:rPr>
-          <w:rFonts w:ascii="Arial" w:hAnsi="Arial" w:cs="Arial"/>
-          <w:sz w:val="24"/>
-          <w:szCs w:val="24"/>
-          <w:lang w:val="de-DE"/>
-        </w:rPr>
-      </w:pPr>
-      <w:r>
-        <w:rPr>
-          <w:rFonts w:cs="Arial" w:ascii="Arial" w:hAnsi="Arial"/>
-          <w:sz w:val="24"/>
-          <w:szCs w:val="24"/>
-          <w:lang w:val="de-DE"/>
-        </w:rPr>
-      </w:r>
-    </w:p>
-    <w:p>
-      <w:pPr>
-        <w:pStyle w:val="Normal"/>
-        <w:jc w:val="both"/>
-        <w:rPr>
-          <w:rFonts w:ascii="Arial" w:hAnsi="Arial" w:cs="Arial"/>
-          <w:sz w:val="24"/>
-          <w:szCs w:val="24"/>
-          <w:lang w:val="de-DE"/>
-        </w:rPr>
-      </w:pPr>
-      <w:r>
-        <w:rPr>
-          <w:rFonts w:cs="Arial" w:ascii="Arial" w:hAnsi="Arial"/>
-          <w:sz w:val="24"/>
-          <w:szCs w:val="24"/>
-          <w:lang w:val="de-DE"/>
-        </w:rPr>
-        <w:t>STEP Stop</w:t>
-      </w:r>
-    </w:p>
-    <w:p>
-      <w:pPr>
-        <w:pStyle w:val="Normal"/>
-        <w:jc w:val="both"/>
-        <w:rPr>
-          <w:rFonts w:ascii="Arial" w:hAnsi="Arial" w:cs="Arial"/>
-          <w:sz w:val="24"/>
-          <w:szCs w:val="24"/>
-          <w:lang w:val="de-DE"/>
-        </w:rPr>
-      </w:pPr>
-      <w:r>
-        <w:rPr>
-          <w:rFonts w:cs="Arial" w:ascii="Arial" w:hAnsi="Arial"/>
-          <w:sz w:val="24"/>
-          <w:szCs w:val="24"/>
-          <w:lang w:val="de-DE"/>
-        </w:rPr>
-        <w:t xml:space="preserve">  </w:t>
-      </w:r>
-      <w:r>
-        <w:rPr>
-          <w:rFonts w:cs="Arial" w:ascii="Arial" w:hAnsi="Arial"/>
-          <w:sz w:val="24"/>
-          <w:szCs w:val="24"/>
-          <w:lang w:val="de-DE"/>
-        </w:rPr>
-        <w:t>Motor := FALSE;</w:t>
-      </w:r>
-    </w:p>
-    <w:p>
-      <w:pPr>
-        <w:pStyle w:val="Normal"/>
-        <w:jc w:val="both"/>
-        <w:rPr>
-          <w:rFonts w:ascii="Arial" w:hAnsi="Arial" w:cs="Arial"/>
-          <w:sz w:val="24"/>
-          <w:szCs w:val="24"/>
-          <w:lang w:val="de-DE"/>
-        </w:rPr>
-      </w:pPr>
-      <w:r>
-        <w:rPr>
-          <w:rFonts w:cs="Arial" w:ascii="Arial" w:hAnsi="Arial"/>
-          <w:sz w:val="24"/>
-          <w:szCs w:val="24"/>
-          <w:lang w:val="de-DE"/>
-        </w:rPr>
-        <w:t>END_STEP</w:t>
-      </w:r>
-    </w:p>
-    <w:p>
-      <w:pPr>
-        <w:pStyle w:val="Normal"/>
-        <w:jc w:val="start"/>
-        <w:rPr>
-          <w:rFonts w:ascii="Arial" w:hAnsi="Arial" w:cs="Arial"/>
-          <w:sz w:val="24"/>
-          <w:szCs w:val="24"/>
-          <w:lang w:val="de-DE"/>
-        </w:rPr>
-      </w:pPr>
-      <w:r>
-        <w:rPr>
-          <w:rFonts w:cs="Arial" w:ascii="Arial" w:hAnsi="Arial"/>
-          <w:sz w:val="24"/>
-          <w:szCs w:val="24"/>
-          <w:lang w:val="de-DE"/>
-        </w:rPr>
-        <w:t xml:space="preserve">➡️ </w:t>
-      </w:r>
-      <w:r>
-        <w:rPr>
-          <w:rFonts w:cs="Arial" w:ascii="Arial" w:hAnsi="Arial"/>
-          <w:sz w:val="24"/>
-          <w:szCs w:val="24"/>
-          <w:lang w:val="de-DE"/>
-        </w:rPr>
-        <w:t>Der Motor startet, wenn der Start-Taster gedrückt wird,</w:t>
-        <w:br/>
-        <w:t>➡️ läuft bis der End-Sensor aktiviert ist,</w:t>
-        <w:br/>
-        <w:t xml:space="preserve">➡️ stoppt </w:t>
-      </w:r>
-      <w:r>
-        <w:rPr>
-          <w:rFonts w:cs="Arial" w:ascii="Arial" w:hAnsi="Arial"/>
-          <w:sz w:val="24"/>
-          <w:szCs w:val="24"/>
-          <w:lang w:val="de-DE"/>
-        </w:rPr>
-        <w:t>danach</w:t>
-      </w:r>
-      <w:r>
-        <w:rPr>
-          <w:rFonts w:cs="Arial" w:ascii="Arial" w:hAnsi="Arial"/>
-          <w:sz w:val="24"/>
-          <w:szCs w:val="24"/>
-          <w:lang w:val="de-DE"/>
-        </w:rPr>
-        <w:t>.</w:t>
-      </w:r>
-    </w:p>
-    <w:p>
-      <w:pPr>
-        <w:pStyle w:val="Normal"/>
-        <w:jc w:val="both"/>
-        <w:rPr>
-          <w:rFonts w:ascii="Arial" w:hAnsi="Arial" w:cs="Arial"/>
-          <w:sz w:val="24"/>
-          <w:szCs w:val="24"/>
-          <w:lang w:val="de-DE"/>
-        </w:rPr>
-      </w:pPr>
-      <w:r>
-        <w:rPr>
-          <w:rFonts w:cs="Arial" w:ascii="Arial" w:hAnsi="Arial"/>
-          <w:sz w:val="24"/>
-          <w:szCs w:val="24"/>
-          <w:lang w:val="de-DE"/>
-        </w:rPr>
-        <w:t>Oder als anderes Beispiel eine Ampelsteuerung, welche automatisch rot → gelb → grün→ rot schaltet.</w:t>
       </w:r>
     </w:p>
     <w:p>
@@ -1931,13 +2532,7 @@
         <w:pStyle w:val="BlockQuotation"/>
         <w:spacing w:lineRule="auto" w:line="276" w:before="0" w:after="140"/>
         <w:jc w:val="start"/>
-        <w:rPr>
-          <w:b/>
-          <w:bCs/>
-          <w:sz w:val="28"/>
-          <w:szCs w:val="28"/>
-          <w:lang w:val="de-DE"/>
-        </w:rPr>
+        <w:rPr/>
       </w:pPr>
       <w:r>
         <w:rPr>
@@ -2171,7 +2766,7 @@
         <w:szCs w:val="20"/>
         <w:lang w:val="de-AT"/>
       </w:rPr>
-      <w:t>2</w:t>
+      <w:t>4</w:t>
     </w:r>
     <w:r>
       <w:rPr>
@@ -2235,7 +2830,7 @@
         <w:szCs w:val="20"/>
         <w:lang w:val="de-AT"/>
       </w:rPr>
-      <w:t>3</w:t>
+      <w:t>4</w:t>
     </w:r>
     <w:r>
       <w:rPr>
@@ -2419,7 +3014,7 @@
         <w:szCs w:val="20"/>
         <w:lang w:val="de-AT"/>
       </w:rPr>
-      <w:t>2</w:t>
+      <w:t>4</w:t>
     </w:r>
     <w:r>
       <w:rPr>
@@ -2483,7 +3078,7 @@
         <w:szCs w:val="20"/>
         <w:lang w:val="de-AT"/>
       </w:rPr>
-      <w:t>3</w:t>
+      <w:t>4</w:t>
     </w:r>
     <w:r>
       <w:rPr>
@@ -3738,6 +4333,691 @@
   <w:abstractNum w:abstractNumId="10">
     <w:lvl w:ilvl="0">
       <w:start w:val="1"/>
+      <w:numFmt w:val="bullet"/>
+      <w:lvlText w:val=""/>
+      <w:lvlJc w:val="start"/>
+      <w:pPr>
+        <w:tabs>
+          <w:tab w:val="num" w:pos="709"/>
+        </w:tabs>
+        <w:ind w:start="709" w:hanging="283"/>
+      </w:pPr>
+      <w:rPr>
+        <w:rFonts w:ascii="Symbol" w:hAnsi="Symbol" w:cs="Symbol" w:hint="default"/>
+      </w:rPr>
+    </w:lvl>
+    <w:lvl w:ilvl="1">
+      <w:start w:val="1"/>
+      <w:numFmt w:val="bullet"/>
+      <w:lvlText w:val=""/>
+      <w:lvlJc w:val="start"/>
+      <w:pPr>
+        <w:tabs>
+          <w:tab w:val="num" w:pos="1418"/>
+        </w:tabs>
+        <w:ind w:start="1418" w:hanging="283"/>
+      </w:pPr>
+      <w:rPr>
+        <w:rFonts w:ascii="Symbol" w:hAnsi="Symbol" w:cs="Symbol" w:hint="default"/>
+      </w:rPr>
+    </w:lvl>
+    <w:lvl w:ilvl="2">
+      <w:start w:val="1"/>
+      <w:numFmt w:val="bullet"/>
+      <w:lvlText w:val=""/>
+      <w:lvlJc w:val="start"/>
+      <w:pPr>
+        <w:tabs>
+          <w:tab w:val="num" w:pos="2127"/>
+        </w:tabs>
+        <w:ind w:start="2127" w:hanging="283"/>
+      </w:pPr>
+      <w:rPr>
+        <w:rFonts w:ascii="Symbol" w:hAnsi="Symbol" w:cs="Symbol" w:hint="default"/>
+      </w:rPr>
+    </w:lvl>
+    <w:lvl w:ilvl="3">
+      <w:start w:val="1"/>
+      <w:numFmt w:val="bullet"/>
+      <w:lvlText w:val=""/>
+      <w:lvlJc w:val="start"/>
+      <w:pPr>
+        <w:tabs>
+          <w:tab w:val="num" w:pos="2836"/>
+        </w:tabs>
+        <w:ind w:start="2836" w:hanging="283"/>
+      </w:pPr>
+      <w:rPr>
+        <w:rFonts w:ascii="Symbol" w:hAnsi="Symbol" w:cs="Symbol" w:hint="default"/>
+      </w:rPr>
+    </w:lvl>
+    <w:lvl w:ilvl="4">
+      <w:start w:val="1"/>
+      <w:numFmt w:val="bullet"/>
+      <w:lvlText w:val=""/>
+      <w:lvlJc w:val="start"/>
+      <w:pPr>
+        <w:tabs>
+          <w:tab w:val="num" w:pos="3545"/>
+        </w:tabs>
+        <w:ind w:start="3545" w:hanging="283"/>
+      </w:pPr>
+      <w:rPr>
+        <w:rFonts w:ascii="Symbol" w:hAnsi="Symbol" w:cs="Symbol" w:hint="default"/>
+      </w:rPr>
+    </w:lvl>
+    <w:lvl w:ilvl="5">
+      <w:start w:val="1"/>
+      <w:numFmt w:val="bullet"/>
+      <w:lvlText w:val=""/>
+      <w:lvlJc w:val="start"/>
+      <w:pPr>
+        <w:tabs>
+          <w:tab w:val="num" w:pos="4254"/>
+        </w:tabs>
+        <w:ind w:start="4254" w:hanging="283"/>
+      </w:pPr>
+      <w:rPr>
+        <w:rFonts w:ascii="Symbol" w:hAnsi="Symbol" w:cs="Symbol" w:hint="default"/>
+      </w:rPr>
+    </w:lvl>
+    <w:lvl w:ilvl="6">
+      <w:start w:val="1"/>
+      <w:numFmt w:val="bullet"/>
+      <w:lvlText w:val=""/>
+      <w:lvlJc w:val="start"/>
+      <w:pPr>
+        <w:tabs>
+          <w:tab w:val="num" w:pos="4963"/>
+        </w:tabs>
+        <w:ind w:start="4963" w:hanging="283"/>
+      </w:pPr>
+      <w:rPr>
+        <w:rFonts w:ascii="Symbol" w:hAnsi="Symbol" w:cs="Symbol" w:hint="default"/>
+      </w:rPr>
+    </w:lvl>
+    <w:lvl w:ilvl="7">
+      <w:start w:val="1"/>
+      <w:numFmt w:val="bullet"/>
+      <w:lvlText w:val=""/>
+      <w:lvlJc w:val="start"/>
+      <w:pPr>
+        <w:tabs>
+          <w:tab w:val="num" w:pos="5672"/>
+        </w:tabs>
+        <w:ind w:start="5672" w:hanging="283"/>
+      </w:pPr>
+      <w:rPr>
+        <w:rFonts w:ascii="Symbol" w:hAnsi="Symbol" w:cs="Symbol" w:hint="default"/>
+      </w:rPr>
+    </w:lvl>
+    <w:lvl w:ilvl="8">
+      <w:start w:val="1"/>
+      <w:numFmt w:val="bullet"/>
+      <w:lvlText w:val=""/>
+      <w:lvlJc w:val="start"/>
+      <w:pPr>
+        <w:tabs>
+          <w:tab w:val="num" w:pos="6381"/>
+        </w:tabs>
+        <w:ind w:start="6381" w:hanging="283"/>
+      </w:pPr>
+      <w:rPr>
+        <w:rFonts w:ascii="Symbol" w:hAnsi="Symbol" w:cs="Symbol" w:hint="default"/>
+      </w:rPr>
+    </w:lvl>
+  </w:abstractNum>
+  <w:abstractNum w:abstractNumId="11">
+    <w:lvl w:ilvl="0">
+      <w:start w:val="1"/>
+      <w:numFmt w:val="bullet"/>
+      <w:lvlText w:val=""/>
+      <w:lvlJc w:val="start"/>
+      <w:pPr>
+        <w:tabs>
+          <w:tab w:val="num" w:pos="709"/>
+        </w:tabs>
+        <w:ind w:start="709" w:hanging="283"/>
+      </w:pPr>
+      <w:rPr>
+        <w:rFonts w:ascii="Symbol" w:hAnsi="Symbol" w:cs="Symbol" w:hint="default"/>
+      </w:rPr>
+    </w:lvl>
+    <w:lvl w:ilvl="1">
+      <w:start w:val="1"/>
+      <w:numFmt w:val="bullet"/>
+      <w:lvlText w:val=""/>
+      <w:lvlJc w:val="start"/>
+      <w:pPr>
+        <w:tabs>
+          <w:tab w:val="num" w:pos="1418"/>
+        </w:tabs>
+        <w:ind w:start="1418" w:hanging="283"/>
+      </w:pPr>
+      <w:rPr>
+        <w:rFonts w:ascii="Symbol" w:hAnsi="Symbol" w:cs="Symbol" w:hint="default"/>
+      </w:rPr>
+    </w:lvl>
+    <w:lvl w:ilvl="2">
+      <w:start w:val="1"/>
+      <w:numFmt w:val="bullet"/>
+      <w:lvlText w:val=""/>
+      <w:lvlJc w:val="start"/>
+      <w:pPr>
+        <w:tabs>
+          <w:tab w:val="num" w:pos="2127"/>
+        </w:tabs>
+        <w:ind w:start="2127" w:hanging="283"/>
+      </w:pPr>
+      <w:rPr>
+        <w:rFonts w:ascii="Symbol" w:hAnsi="Symbol" w:cs="Symbol" w:hint="default"/>
+      </w:rPr>
+    </w:lvl>
+    <w:lvl w:ilvl="3">
+      <w:start w:val="1"/>
+      <w:numFmt w:val="bullet"/>
+      <w:lvlText w:val=""/>
+      <w:lvlJc w:val="start"/>
+      <w:pPr>
+        <w:tabs>
+          <w:tab w:val="num" w:pos="2836"/>
+        </w:tabs>
+        <w:ind w:start="2836" w:hanging="283"/>
+      </w:pPr>
+      <w:rPr>
+        <w:rFonts w:ascii="Symbol" w:hAnsi="Symbol" w:cs="Symbol" w:hint="default"/>
+      </w:rPr>
+    </w:lvl>
+    <w:lvl w:ilvl="4">
+      <w:start w:val="1"/>
+      <w:numFmt w:val="bullet"/>
+      <w:lvlText w:val=""/>
+      <w:lvlJc w:val="start"/>
+      <w:pPr>
+        <w:tabs>
+          <w:tab w:val="num" w:pos="3545"/>
+        </w:tabs>
+        <w:ind w:start="3545" w:hanging="283"/>
+      </w:pPr>
+      <w:rPr>
+        <w:rFonts w:ascii="Symbol" w:hAnsi="Symbol" w:cs="Symbol" w:hint="default"/>
+      </w:rPr>
+    </w:lvl>
+    <w:lvl w:ilvl="5">
+      <w:start w:val="1"/>
+      <w:numFmt w:val="bullet"/>
+      <w:lvlText w:val=""/>
+      <w:lvlJc w:val="start"/>
+      <w:pPr>
+        <w:tabs>
+          <w:tab w:val="num" w:pos="4254"/>
+        </w:tabs>
+        <w:ind w:start="4254" w:hanging="283"/>
+      </w:pPr>
+      <w:rPr>
+        <w:rFonts w:ascii="Symbol" w:hAnsi="Symbol" w:cs="Symbol" w:hint="default"/>
+      </w:rPr>
+    </w:lvl>
+    <w:lvl w:ilvl="6">
+      <w:start w:val="1"/>
+      <w:numFmt w:val="bullet"/>
+      <w:lvlText w:val=""/>
+      <w:lvlJc w:val="start"/>
+      <w:pPr>
+        <w:tabs>
+          <w:tab w:val="num" w:pos="4963"/>
+        </w:tabs>
+        <w:ind w:start="4963" w:hanging="283"/>
+      </w:pPr>
+      <w:rPr>
+        <w:rFonts w:ascii="Symbol" w:hAnsi="Symbol" w:cs="Symbol" w:hint="default"/>
+      </w:rPr>
+    </w:lvl>
+    <w:lvl w:ilvl="7">
+      <w:start w:val="1"/>
+      <w:numFmt w:val="bullet"/>
+      <w:lvlText w:val=""/>
+      <w:lvlJc w:val="start"/>
+      <w:pPr>
+        <w:tabs>
+          <w:tab w:val="num" w:pos="5672"/>
+        </w:tabs>
+        <w:ind w:start="5672" w:hanging="283"/>
+      </w:pPr>
+      <w:rPr>
+        <w:rFonts w:ascii="Symbol" w:hAnsi="Symbol" w:cs="Symbol" w:hint="default"/>
+      </w:rPr>
+    </w:lvl>
+    <w:lvl w:ilvl="8">
+      <w:start w:val="1"/>
+      <w:numFmt w:val="bullet"/>
+      <w:lvlText w:val=""/>
+      <w:lvlJc w:val="start"/>
+      <w:pPr>
+        <w:tabs>
+          <w:tab w:val="num" w:pos="6381"/>
+        </w:tabs>
+        <w:ind w:start="6381" w:hanging="283"/>
+      </w:pPr>
+      <w:rPr>
+        <w:rFonts w:ascii="Symbol" w:hAnsi="Symbol" w:cs="Symbol" w:hint="default"/>
+      </w:rPr>
+    </w:lvl>
+  </w:abstractNum>
+  <w:abstractNum w:abstractNumId="12">
+    <w:lvl w:ilvl="0">
+      <w:start w:val="1"/>
+      <w:numFmt w:val="bullet"/>
+      <w:lvlText w:val=""/>
+      <w:lvlJc w:val="start"/>
+      <w:pPr>
+        <w:tabs>
+          <w:tab w:val="num" w:pos="709"/>
+        </w:tabs>
+        <w:ind w:start="709" w:hanging="283"/>
+      </w:pPr>
+      <w:rPr>
+        <w:rFonts w:ascii="Symbol" w:hAnsi="Symbol" w:cs="Symbol" w:hint="default"/>
+      </w:rPr>
+    </w:lvl>
+    <w:lvl w:ilvl="1">
+      <w:start w:val="1"/>
+      <w:numFmt w:val="bullet"/>
+      <w:lvlText w:val=""/>
+      <w:lvlJc w:val="start"/>
+      <w:pPr>
+        <w:tabs>
+          <w:tab w:val="num" w:pos="1418"/>
+        </w:tabs>
+        <w:ind w:start="1418" w:hanging="283"/>
+      </w:pPr>
+      <w:rPr>
+        <w:rFonts w:ascii="Symbol" w:hAnsi="Symbol" w:cs="Symbol" w:hint="default"/>
+      </w:rPr>
+    </w:lvl>
+    <w:lvl w:ilvl="2">
+      <w:start w:val="1"/>
+      <w:numFmt w:val="bullet"/>
+      <w:lvlText w:val=""/>
+      <w:lvlJc w:val="start"/>
+      <w:pPr>
+        <w:tabs>
+          <w:tab w:val="num" w:pos="2127"/>
+        </w:tabs>
+        <w:ind w:start="2127" w:hanging="283"/>
+      </w:pPr>
+      <w:rPr>
+        <w:rFonts w:ascii="Symbol" w:hAnsi="Symbol" w:cs="Symbol" w:hint="default"/>
+      </w:rPr>
+    </w:lvl>
+    <w:lvl w:ilvl="3">
+      <w:start w:val="1"/>
+      <w:numFmt w:val="bullet"/>
+      <w:lvlText w:val=""/>
+      <w:lvlJc w:val="start"/>
+      <w:pPr>
+        <w:tabs>
+          <w:tab w:val="num" w:pos="2836"/>
+        </w:tabs>
+        <w:ind w:start="2836" w:hanging="283"/>
+      </w:pPr>
+      <w:rPr>
+        <w:rFonts w:ascii="Symbol" w:hAnsi="Symbol" w:cs="Symbol" w:hint="default"/>
+      </w:rPr>
+    </w:lvl>
+    <w:lvl w:ilvl="4">
+      <w:start w:val="1"/>
+      <w:numFmt w:val="bullet"/>
+      <w:lvlText w:val=""/>
+      <w:lvlJc w:val="start"/>
+      <w:pPr>
+        <w:tabs>
+          <w:tab w:val="num" w:pos="3545"/>
+        </w:tabs>
+        <w:ind w:start="3545" w:hanging="283"/>
+      </w:pPr>
+      <w:rPr>
+        <w:rFonts w:ascii="Symbol" w:hAnsi="Symbol" w:cs="Symbol" w:hint="default"/>
+      </w:rPr>
+    </w:lvl>
+    <w:lvl w:ilvl="5">
+      <w:start w:val="1"/>
+      <w:numFmt w:val="bullet"/>
+      <w:lvlText w:val=""/>
+      <w:lvlJc w:val="start"/>
+      <w:pPr>
+        <w:tabs>
+          <w:tab w:val="num" w:pos="4254"/>
+        </w:tabs>
+        <w:ind w:start="4254" w:hanging="283"/>
+      </w:pPr>
+      <w:rPr>
+        <w:rFonts w:ascii="Symbol" w:hAnsi="Symbol" w:cs="Symbol" w:hint="default"/>
+      </w:rPr>
+    </w:lvl>
+    <w:lvl w:ilvl="6">
+      <w:start w:val="1"/>
+      <w:numFmt w:val="bullet"/>
+      <w:lvlText w:val=""/>
+      <w:lvlJc w:val="start"/>
+      <w:pPr>
+        <w:tabs>
+          <w:tab w:val="num" w:pos="4963"/>
+        </w:tabs>
+        <w:ind w:start="4963" w:hanging="283"/>
+      </w:pPr>
+      <w:rPr>
+        <w:rFonts w:ascii="Symbol" w:hAnsi="Symbol" w:cs="Symbol" w:hint="default"/>
+      </w:rPr>
+    </w:lvl>
+    <w:lvl w:ilvl="7">
+      <w:start w:val="1"/>
+      <w:numFmt w:val="bullet"/>
+      <w:lvlText w:val=""/>
+      <w:lvlJc w:val="start"/>
+      <w:pPr>
+        <w:tabs>
+          <w:tab w:val="num" w:pos="5672"/>
+        </w:tabs>
+        <w:ind w:start="5672" w:hanging="283"/>
+      </w:pPr>
+      <w:rPr>
+        <w:rFonts w:ascii="Symbol" w:hAnsi="Symbol" w:cs="Symbol" w:hint="default"/>
+      </w:rPr>
+    </w:lvl>
+    <w:lvl w:ilvl="8">
+      <w:start w:val="1"/>
+      <w:numFmt w:val="bullet"/>
+      <w:lvlText w:val=""/>
+      <w:lvlJc w:val="start"/>
+      <w:pPr>
+        <w:tabs>
+          <w:tab w:val="num" w:pos="6381"/>
+        </w:tabs>
+        <w:ind w:start="6381" w:hanging="283"/>
+      </w:pPr>
+      <w:rPr>
+        <w:rFonts w:ascii="Symbol" w:hAnsi="Symbol" w:cs="Symbol" w:hint="default"/>
+      </w:rPr>
+    </w:lvl>
+  </w:abstractNum>
+  <w:abstractNum w:abstractNumId="13">
+    <w:lvl w:ilvl="0">
+      <w:start w:val="1"/>
+      <w:numFmt w:val="bullet"/>
+      <w:lvlText w:val=""/>
+      <w:lvlJc w:val="start"/>
+      <w:pPr>
+        <w:tabs>
+          <w:tab w:val="num" w:pos="709"/>
+        </w:tabs>
+        <w:ind w:start="709" w:hanging="283"/>
+      </w:pPr>
+      <w:rPr>
+        <w:rFonts w:ascii="Symbol" w:hAnsi="Symbol" w:cs="Symbol" w:hint="default"/>
+      </w:rPr>
+    </w:lvl>
+    <w:lvl w:ilvl="1">
+      <w:start w:val="1"/>
+      <w:numFmt w:val="bullet"/>
+      <w:lvlText w:val=""/>
+      <w:lvlJc w:val="start"/>
+      <w:pPr>
+        <w:tabs>
+          <w:tab w:val="num" w:pos="1418"/>
+        </w:tabs>
+        <w:ind w:start="1418" w:hanging="283"/>
+      </w:pPr>
+      <w:rPr>
+        <w:rFonts w:ascii="Symbol" w:hAnsi="Symbol" w:cs="Symbol" w:hint="default"/>
+      </w:rPr>
+    </w:lvl>
+    <w:lvl w:ilvl="2">
+      <w:start w:val="1"/>
+      <w:numFmt w:val="bullet"/>
+      <w:lvlText w:val=""/>
+      <w:lvlJc w:val="start"/>
+      <w:pPr>
+        <w:tabs>
+          <w:tab w:val="num" w:pos="2127"/>
+        </w:tabs>
+        <w:ind w:start="2127" w:hanging="283"/>
+      </w:pPr>
+      <w:rPr>
+        <w:rFonts w:ascii="Symbol" w:hAnsi="Symbol" w:cs="Symbol" w:hint="default"/>
+      </w:rPr>
+    </w:lvl>
+    <w:lvl w:ilvl="3">
+      <w:start w:val="1"/>
+      <w:numFmt w:val="bullet"/>
+      <w:lvlText w:val=""/>
+      <w:lvlJc w:val="start"/>
+      <w:pPr>
+        <w:tabs>
+          <w:tab w:val="num" w:pos="2836"/>
+        </w:tabs>
+        <w:ind w:start="2836" w:hanging="283"/>
+      </w:pPr>
+      <w:rPr>
+        <w:rFonts w:ascii="Symbol" w:hAnsi="Symbol" w:cs="Symbol" w:hint="default"/>
+      </w:rPr>
+    </w:lvl>
+    <w:lvl w:ilvl="4">
+      <w:start w:val="1"/>
+      <w:numFmt w:val="bullet"/>
+      <w:lvlText w:val=""/>
+      <w:lvlJc w:val="start"/>
+      <w:pPr>
+        <w:tabs>
+          <w:tab w:val="num" w:pos="3545"/>
+        </w:tabs>
+        <w:ind w:start="3545" w:hanging="283"/>
+      </w:pPr>
+      <w:rPr>
+        <w:rFonts w:ascii="Symbol" w:hAnsi="Symbol" w:cs="Symbol" w:hint="default"/>
+      </w:rPr>
+    </w:lvl>
+    <w:lvl w:ilvl="5">
+      <w:start w:val="1"/>
+      <w:numFmt w:val="bullet"/>
+      <w:lvlText w:val=""/>
+      <w:lvlJc w:val="start"/>
+      <w:pPr>
+        <w:tabs>
+          <w:tab w:val="num" w:pos="4254"/>
+        </w:tabs>
+        <w:ind w:start="4254" w:hanging="283"/>
+      </w:pPr>
+      <w:rPr>
+        <w:rFonts w:ascii="Symbol" w:hAnsi="Symbol" w:cs="Symbol" w:hint="default"/>
+      </w:rPr>
+    </w:lvl>
+    <w:lvl w:ilvl="6">
+      <w:start w:val="1"/>
+      <w:numFmt w:val="bullet"/>
+      <w:lvlText w:val=""/>
+      <w:lvlJc w:val="start"/>
+      <w:pPr>
+        <w:tabs>
+          <w:tab w:val="num" w:pos="4963"/>
+        </w:tabs>
+        <w:ind w:start="4963" w:hanging="283"/>
+      </w:pPr>
+      <w:rPr>
+        <w:rFonts w:ascii="Symbol" w:hAnsi="Symbol" w:cs="Symbol" w:hint="default"/>
+      </w:rPr>
+    </w:lvl>
+    <w:lvl w:ilvl="7">
+      <w:start w:val="1"/>
+      <w:numFmt w:val="bullet"/>
+      <w:lvlText w:val=""/>
+      <w:lvlJc w:val="start"/>
+      <w:pPr>
+        <w:tabs>
+          <w:tab w:val="num" w:pos="5672"/>
+        </w:tabs>
+        <w:ind w:start="5672" w:hanging="283"/>
+      </w:pPr>
+      <w:rPr>
+        <w:rFonts w:ascii="Symbol" w:hAnsi="Symbol" w:cs="Symbol" w:hint="default"/>
+      </w:rPr>
+    </w:lvl>
+    <w:lvl w:ilvl="8">
+      <w:start w:val="1"/>
+      <w:numFmt w:val="bullet"/>
+      <w:lvlText w:val=""/>
+      <w:lvlJc w:val="start"/>
+      <w:pPr>
+        <w:tabs>
+          <w:tab w:val="num" w:pos="6381"/>
+        </w:tabs>
+        <w:ind w:start="6381" w:hanging="283"/>
+      </w:pPr>
+      <w:rPr>
+        <w:rFonts w:ascii="Symbol" w:hAnsi="Symbol" w:cs="Symbol" w:hint="default"/>
+      </w:rPr>
+    </w:lvl>
+  </w:abstractNum>
+  <w:abstractNum w:abstractNumId="14">
+    <w:lvl w:ilvl="0">
+      <w:start w:val="1"/>
+      <w:numFmt w:val="bullet"/>
+      <w:lvlText w:val=""/>
+      <w:lvlJc w:val="start"/>
+      <w:pPr>
+        <w:tabs>
+          <w:tab w:val="num" w:pos="709"/>
+        </w:tabs>
+        <w:ind w:start="709" w:hanging="283"/>
+      </w:pPr>
+      <w:rPr>
+        <w:rFonts w:ascii="Symbol" w:hAnsi="Symbol" w:cs="Symbol" w:hint="default"/>
+      </w:rPr>
+    </w:lvl>
+    <w:lvl w:ilvl="1">
+      <w:start w:val="1"/>
+      <w:numFmt w:val="bullet"/>
+      <w:lvlText w:val=""/>
+      <w:lvlJc w:val="start"/>
+      <w:pPr>
+        <w:tabs>
+          <w:tab w:val="num" w:pos="1418"/>
+        </w:tabs>
+        <w:ind w:start="1418" w:hanging="283"/>
+      </w:pPr>
+      <w:rPr>
+        <w:rFonts w:ascii="Symbol" w:hAnsi="Symbol" w:cs="Symbol" w:hint="default"/>
+      </w:rPr>
+    </w:lvl>
+    <w:lvl w:ilvl="2">
+      <w:start w:val="1"/>
+      <w:numFmt w:val="bullet"/>
+      <w:lvlText w:val=""/>
+      <w:lvlJc w:val="start"/>
+      <w:pPr>
+        <w:tabs>
+          <w:tab w:val="num" w:pos="2127"/>
+        </w:tabs>
+        <w:ind w:start="2127" w:hanging="283"/>
+      </w:pPr>
+      <w:rPr>
+        <w:rFonts w:ascii="Symbol" w:hAnsi="Symbol" w:cs="Symbol" w:hint="default"/>
+      </w:rPr>
+    </w:lvl>
+    <w:lvl w:ilvl="3">
+      <w:start w:val="1"/>
+      <w:numFmt w:val="bullet"/>
+      <w:lvlText w:val=""/>
+      <w:lvlJc w:val="start"/>
+      <w:pPr>
+        <w:tabs>
+          <w:tab w:val="num" w:pos="2836"/>
+        </w:tabs>
+        <w:ind w:start="2836" w:hanging="283"/>
+      </w:pPr>
+      <w:rPr>
+        <w:rFonts w:ascii="Symbol" w:hAnsi="Symbol" w:cs="Symbol" w:hint="default"/>
+      </w:rPr>
+    </w:lvl>
+    <w:lvl w:ilvl="4">
+      <w:start w:val="1"/>
+      <w:numFmt w:val="bullet"/>
+      <w:lvlText w:val=""/>
+      <w:lvlJc w:val="start"/>
+      <w:pPr>
+        <w:tabs>
+          <w:tab w:val="num" w:pos="3545"/>
+        </w:tabs>
+        <w:ind w:start="3545" w:hanging="283"/>
+      </w:pPr>
+      <w:rPr>
+        <w:rFonts w:ascii="Symbol" w:hAnsi="Symbol" w:cs="Symbol" w:hint="default"/>
+      </w:rPr>
+    </w:lvl>
+    <w:lvl w:ilvl="5">
+      <w:start w:val="1"/>
+      <w:numFmt w:val="bullet"/>
+      <w:lvlText w:val=""/>
+      <w:lvlJc w:val="start"/>
+      <w:pPr>
+        <w:tabs>
+          <w:tab w:val="num" w:pos="4254"/>
+        </w:tabs>
+        <w:ind w:start="4254" w:hanging="283"/>
+      </w:pPr>
+      <w:rPr>
+        <w:rFonts w:ascii="Symbol" w:hAnsi="Symbol" w:cs="Symbol" w:hint="default"/>
+      </w:rPr>
+    </w:lvl>
+    <w:lvl w:ilvl="6">
+      <w:start w:val="1"/>
+      <w:numFmt w:val="bullet"/>
+      <w:lvlText w:val=""/>
+      <w:lvlJc w:val="start"/>
+      <w:pPr>
+        <w:tabs>
+          <w:tab w:val="num" w:pos="4963"/>
+        </w:tabs>
+        <w:ind w:start="4963" w:hanging="283"/>
+      </w:pPr>
+      <w:rPr>
+        <w:rFonts w:ascii="Symbol" w:hAnsi="Symbol" w:cs="Symbol" w:hint="default"/>
+      </w:rPr>
+    </w:lvl>
+    <w:lvl w:ilvl="7">
+      <w:start w:val="1"/>
+      <w:numFmt w:val="bullet"/>
+      <w:lvlText w:val=""/>
+      <w:lvlJc w:val="start"/>
+      <w:pPr>
+        <w:tabs>
+          <w:tab w:val="num" w:pos="5672"/>
+        </w:tabs>
+        <w:ind w:start="5672" w:hanging="283"/>
+      </w:pPr>
+      <w:rPr>
+        <w:rFonts w:ascii="Symbol" w:hAnsi="Symbol" w:cs="Symbol" w:hint="default"/>
+      </w:rPr>
+    </w:lvl>
+    <w:lvl w:ilvl="8">
+      <w:start w:val="1"/>
+      <w:numFmt w:val="bullet"/>
+      <w:lvlText w:val=""/>
+      <w:lvlJc w:val="start"/>
+      <w:pPr>
+        <w:tabs>
+          <w:tab w:val="num" w:pos="6381"/>
+        </w:tabs>
+        <w:ind w:start="6381" w:hanging="283"/>
+      </w:pPr>
+      <w:rPr>
+        <w:rFonts w:ascii="Symbol" w:hAnsi="Symbol" w:cs="Symbol" w:hint="default"/>
+      </w:rPr>
+    </w:lvl>
+  </w:abstractNum>
+  <w:abstractNum w:abstractNumId="15">
+    <w:lvl w:ilvl="0">
+      <w:start w:val="1"/>
       <w:numFmt w:val="none"/>
       <w:suff w:val="nothing"/>
       <w:lvlText w:val=""/>
@@ -3752,6 +5032,7 @@
     <w:lvl w:ilvl="1">
       <w:start w:val="1"/>
       <w:numFmt w:val="none"/>
+      <w:pStyle w:val="Heading2"/>
       <w:suff w:val="nothing"/>
       <w:lvlText w:val=""/>
       <w:lvlJc w:val="start"/>
@@ -3884,6 +5165,21 @@
   </w:num>
   <w:num w:numId="10">
     <w:abstractNumId w:val="10"/>
+  </w:num>
+  <w:num w:numId="11">
+    <w:abstractNumId w:val="11"/>
+  </w:num>
+  <w:num w:numId="12">
+    <w:abstractNumId w:val="12"/>
+  </w:num>
+  <w:num w:numId="13">
+    <w:abstractNumId w:val="13"/>
+  </w:num>
+  <w:num w:numId="14">
+    <w:abstractNumId w:val="14"/>
+  </w:num>
+  <w:num w:numId="15">
+    <w:abstractNumId w:val="15"/>
   </w:num>
 </w:numbering>
 </file>
@@ -4321,6 +5617,23 @@
       <w:szCs w:val="32"/>
     </w:rPr>
   </w:style>
+  <w:style w:type="paragraph" w:styleId="Heading2">
+    <w:name w:val="heading 2"/>
+    <w:basedOn w:val="Heading"/>
+    <w:next w:val="BodyText"/>
+    <w:qFormat/>
+    <w:pPr>
+      <w:spacing w:before="200" w:after="120"/>
+      <w:outlineLvl w:val="1"/>
+    </w:pPr>
+    <w:rPr>
+      <w:rFonts w:ascii="FreeSerif" w:hAnsi="FreeSerif" w:eastAsia="Adwaita Sans" w:cs="CaskaydiaCove NFP"/>
+      <w:b/>
+      <w:bCs/>
+      <w:sz w:val="36"/>
+      <w:szCs w:val="36"/>
+    </w:rPr>
+  </w:style>
   <w:style w:type="paragraph" w:styleId="Heading3">
     <w:name w:val="heading 3"/>
     <w:basedOn w:val="Heading"/>
@@ -4422,6 +5735,20 @@
     <w:name w:val="Hyperlink"/>
     <w:rPr>
       <w:color w:val="000080"/>
+      <w:u w:val="single"/>
+    </w:rPr>
+  </w:style>
+  <w:style w:type="character" w:styleId="SourceText">
+    <w:name w:val="Source Text"/>
+    <w:qFormat/>
+    <w:rPr>
+      <w:rFonts w:ascii="FreeMono" w:hAnsi="FreeMono" w:eastAsia="FreeMono" w:cs="FreeMono"/>
+    </w:rPr>
+  </w:style>
+  <w:style w:type="character" w:styleId="FollowedHyperlink">
+    <w:name w:val="FollowedHyperlink"/>
+    <w:rPr>
+      <w:color w:val="800000"/>
       <w:u w:val="single"/>
     </w:rPr>
   </w:style>
@@ -4581,6 +5908,36 @@
       <w:ind w:hanging="0" w:start="567" w:end="567"/>
     </w:pPr>
     <w:rPr/>
+  </w:style>
+  <w:style w:type="paragraph" w:styleId="HorizontalLine">
+    <w:name w:val="Horizontal Line"/>
+    <w:basedOn w:val="Normal"/>
+    <w:next w:val="BodyText"/>
+    <w:qFormat/>
+    <w:pPr>
+      <w:suppressLineNumbers/>
+      <w:pBdr>
+        <w:bottom w:val="double" w:sz="2" w:space="0" w:color="808080"/>
+      </w:pBdr>
+      <w:spacing w:before="0" w:after="283"/>
+    </w:pPr>
+    <w:rPr>
+      <w:sz w:val="12"/>
+      <w:szCs w:val="12"/>
+    </w:rPr>
+  </w:style>
+  <w:style w:type="paragraph" w:styleId="PreformattedText">
+    <w:name w:val="Preformatted Text"/>
+    <w:basedOn w:val="Normal"/>
+    <w:qFormat/>
+    <w:pPr>
+      <w:spacing w:before="0" w:after="0"/>
+    </w:pPr>
+    <w:rPr>
+      <w:rFonts w:ascii="FreeMono" w:hAnsi="FreeMono" w:eastAsia="FreeMono" w:cs="FreeMono"/>
+      <w:sz w:val="20"/>
+      <w:szCs w:val="20"/>
+    </w:rPr>
   </w:style>
   <w:style w:type="numbering" w:styleId="NoList" w:default="1">
     <w:name w:val="No List"/>
